--- a/assets/docx/job-50_cover.docx
+++ b/assets/docx/job-50_cover.docx
@@ -69,12 +69,12 @@
     </w:p>
     <w:p>
       <w:r>
-        <w:t>for sanitation, detail orientation.... That is close to work I have actually done: QC</w:t>
+        <w:t>for sanitation, detail orientation. That is close to work I have actually done: QC checks</w:t>
       </w:r>
     </w:p>
     <w:p>
       <w:r>
-        <w:t>checks and GLP documentation, including flagging anything out of specification, electronic</w:t>
+        <w:t>and GLP documentation, including flagging anything out of specification, electronic</w:t>
       </w:r>
     </w:p>
     <w:p>
@@ -498,10 +498,6 @@
     <w:name w:val="Normal"/>
     <w:qFormat/>
     <w:rsid w:val="00FC693F"/>
-    <w:rPr>
-      <w:rFonts w:ascii="Calibri" w:hAnsi="Calibri"/>
-      <w:sz w:val="21"/>
-    </w:rPr>
   </w:style>
   <w:style w:type="paragraph" w:styleId="Header">
     <w:name w:val="header"/>
